--- a/1 am/2 نظام التشغيل/cours 1/fiche.docx
+++ b/1 am/2 نظام التشغيل/cours 1/fiche.docx
@@ -3265,7 +3265,7 @@
               <w:bidi/>
               <w:jc w:val="center"/>
               <w:rPr>
-                <w:rFonts w:asciiTheme="majorBidi" w:hAnsiTheme="majorBidi" w:cstheme="majorBidi" w:hint="cs"/>
+                <w:rFonts w:asciiTheme="majorBidi" w:hAnsiTheme="majorBidi" w:cstheme="majorBidi"/>
                 <w:sz w:val="28"/>
                 <w:szCs w:val="28"/>
                 <w:rtl/>
@@ -3359,25 +3359,7 @@
                 <w:szCs w:val="28"/>
                 <w:rtl/>
               </w:rPr>
-              <w:t xml:space="preserve">كيفية </w:t>
-            </w:r>
-            <w:r>
-              <w:rPr>
-                <w:rFonts w:asciiTheme="majorBidi" w:hAnsiTheme="majorBidi" w:cstheme="majorBidi" w:hint="cs"/>
-                <w:sz w:val="28"/>
-                <w:szCs w:val="28"/>
-                <w:rtl/>
-              </w:rPr>
-              <w:t>إيقاف</w:t>
-            </w:r>
-            <w:r>
-              <w:rPr>
-                <w:rFonts w:asciiTheme="majorBidi" w:hAnsiTheme="majorBidi" w:cstheme="majorBidi" w:hint="cs"/>
-                <w:sz w:val="28"/>
-                <w:szCs w:val="28"/>
-                <w:rtl/>
-              </w:rPr>
-              <w:t xml:space="preserve"> الحاسوب</w:t>
+              <w:t>كيفية إيقاف الحاسوب</w:t>
             </w:r>
           </w:p>
         </w:tc>
@@ -3471,7 +3453,7 @@
               <w:bidi/>
               <w:jc w:val="center"/>
               <w:rPr>
-                <w:rFonts w:asciiTheme="majorBidi" w:hAnsiTheme="majorBidi" w:cstheme="majorBidi" w:hint="cs"/>
+                <w:rFonts w:asciiTheme="majorBidi" w:hAnsiTheme="majorBidi" w:cstheme="majorBidi"/>
                 <w:sz w:val="28"/>
                 <w:szCs w:val="28"/>
                 <w:rtl/>
@@ -3675,7 +3657,7 @@
               <w:bidi/>
               <w:jc w:val="center"/>
               <w:rPr>
-                <w:rFonts w:asciiTheme="majorBidi" w:hAnsiTheme="majorBidi" w:cstheme="majorBidi" w:hint="cs"/>
+                <w:rFonts w:asciiTheme="majorBidi" w:hAnsiTheme="majorBidi" w:cstheme="majorBidi"/>
                 <w:sz w:val="28"/>
                 <w:szCs w:val="28"/>
                 <w:rtl/>
@@ -5096,17 +5078,7 @@
                 <w:rtl/>
                 <w:lang w:eastAsia="fr-FR"/>
               </w:rPr>
-              <w:t xml:space="preserve">هل </w:t>
-            </w:r>
-            <w:r>
-              <w:rPr>
-                <w:rFonts w:asciiTheme="majorBidi" w:eastAsia="Times New Roman" w:hAnsiTheme="majorBidi" w:cstheme="majorBidi"/>
-                <w:sz w:val="28"/>
-                <w:szCs w:val="28"/>
-                <w:rtl/>
-                <w:lang w:eastAsia="fr-FR"/>
-              </w:rPr>
-              <w:t xml:space="preserve">يمكن استخدام الحاسوب قبل </w:t>
+              <w:t xml:space="preserve">هل يمكن استخدام الحاسوب قبل </w:t>
             </w:r>
             <w:proofErr w:type="gramStart"/>
             <w:r>
@@ -5145,17 +5117,7 @@
                 <w:rtl/>
                 <w:lang w:eastAsia="fr-FR"/>
               </w:rPr>
-              <w:t>ما هو البرنامج ا</w:t>
-            </w:r>
-            <w:r>
-              <w:rPr>
-                <w:rFonts w:asciiTheme="majorBidi" w:eastAsia="Times New Roman" w:hAnsiTheme="majorBidi" w:cstheme="majorBidi"/>
-                <w:sz w:val="28"/>
-                <w:szCs w:val="28"/>
-                <w:rtl/>
-                <w:lang w:eastAsia="fr-FR"/>
-              </w:rPr>
-              <w:t xml:space="preserve">لأساسي الذي يسمح بتشغيل </w:t>
+              <w:t xml:space="preserve">ما هو البرنامج الأساسي الذي يسمح بتشغيل </w:t>
             </w:r>
             <w:proofErr w:type="gramStart"/>
             <w:r>
@@ -5194,17 +5156,7 @@
                 <w:rtl/>
                 <w:lang w:eastAsia="fr-FR"/>
               </w:rPr>
-              <w:t>ما هو البرنامج</w:t>
-            </w:r>
-            <w:r>
-              <w:rPr>
-                <w:rFonts w:asciiTheme="majorBidi" w:eastAsia="Times New Roman" w:hAnsiTheme="majorBidi" w:cstheme="majorBidi"/>
-                <w:sz w:val="28"/>
-                <w:szCs w:val="28"/>
-                <w:rtl/>
-                <w:lang w:eastAsia="fr-FR"/>
-              </w:rPr>
-              <w:t xml:space="preserve"> الذي يتحكم في العتاد (الأجهزة</w:t>
+              <w:t>ما هو البرنامج الذي يتحكم في العتاد (الأجهزة</w:t>
             </w:r>
             <w:proofErr w:type="gramStart"/>
             <w:r>
@@ -5253,17 +5205,7 @@
                 <w:rtl/>
                 <w:lang w:eastAsia="fr-FR"/>
               </w:rPr>
-              <w:t>الأخرى</w:t>
-            </w:r>
-            <w:r>
-              <w:rPr>
-                <w:rFonts w:asciiTheme="majorBidi" w:eastAsia="Times New Roman" w:hAnsiTheme="majorBidi" w:cstheme="majorBidi"/>
-                <w:sz w:val="28"/>
-                <w:szCs w:val="28"/>
-                <w:rtl/>
-                <w:lang w:eastAsia="fr-FR"/>
-              </w:rPr>
-              <w:t xml:space="preserve"> ؟</w:t>
+              <w:t>الأخرى ؟</w:t>
             </w:r>
             <w:proofErr w:type="gramEnd"/>
           </w:p>
@@ -5678,18 +5620,7 @@
                 <w:rtl/>
                 <w:lang w:bidi="ar-DZ"/>
               </w:rPr>
-              <w:t>قم إل</w:t>
-            </w:r>
-            <w:r>
-              <w:rPr>
-                <w:rFonts w:asciiTheme="majorBidi" w:hAnsiTheme="majorBidi" w:cstheme="majorBidi"/>
-                <w:sz w:val="28"/>
-                <w:szCs w:val="28"/>
-                <w:shd w:val="clear" w:color="auto" w:fill="FFFFFF"/>
-                <w:rtl/>
-                <w:lang w:bidi="ar-DZ"/>
-              </w:rPr>
-              <w:t>ى الحاسوب الخاص بك وحاول تشغيله</w:t>
+              <w:t>قم إلى الحاسوب الخاص بك وحاول تشغيله</w:t>
             </w:r>
             <w:r>
               <w:rPr>
@@ -5809,7 +5740,7 @@
               <w:bidi/>
               <w:jc w:val="center"/>
               <w:rPr>
-                <w:rFonts w:asciiTheme="majorBidi" w:hAnsiTheme="majorBidi" w:cstheme="majorBidi" w:hint="cs"/>
+                <w:rFonts w:asciiTheme="majorBidi" w:hAnsiTheme="majorBidi" w:cstheme="majorBidi"/>
                 <w:b/>
                 <w:bCs/>
                 <w:color w:val="FF0000"/>
@@ -6221,7 +6152,7 @@
               </w:numPr>
               <w:bidi/>
               <w:rPr>
-                <w:rFonts w:asciiTheme="majorBidi" w:hAnsiTheme="majorBidi" w:cstheme="majorBidi" w:hint="cs"/>
+                <w:rFonts w:asciiTheme="majorBidi" w:hAnsiTheme="majorBidi" w:cstheme="majorBidi"/>
                 <w:color w:val="FF0000"/>
                 <w:sz w:val="28"/>
                 <w:szCs w:val="28"/>
@@ -7134,6 +7065,7 @@
           <w:noProof/>
           <w:sz w:val="24"/>
           <w:szCs w:val="24"/>
+          <w:lang w:eastAsia="fr-FR"/>
         </w:rPr>
         <w:lastRenderedPageBreak/>
         <mc:AlternateContent>
@@ -7921,6 +7853,16 @@
             </w:pPr>
             <w:r>
               <w:rPr>
+                <w:rFonts w:asciiTheme="majorBidi" w:hAnsiTheme="majorBidi" w:cstheme="majorBidi" w:hint="cs"/>
+                <w:sz w:val="28"/>
+                <w:szCs w:val="28"/>
+                <w:rtl/>
+                <w:lang w:bidi="ar-DZ"/>
+              </w:rPr>
+              <w:t xml:space="preserve">نضغط على </w:t>
+            </w:r>
+            <w:r>
+              <w:rPr>
                 <w:rFonts w:asciiTheme="majorBidi" w:hAnsiTheme="majorBidi" w:cstheme="majorBidi"/>
                 <w:sz w:val="28"/>
                 <w:szCs w:val="28"/>
@@ -7956,6 +7898,16 @@
             </w:pPr>
             <w:r>
               <w:rPr>
+                <w:rFonts w:asciiTheme="majorBidi" w:hAnsiTheme="majorBidi" w:cstheme="majorBidi" w:hint="cs"/>
+                <w:sz w:val="28"/>
+                <w:szCs w:val="28"/>
+                <w:rtl/>
+                <w:lang w:bidi="ar-DZ"/>
+              </w:rPr>
+              <w:t xml:space="preserve">نضغط على </w:t>
+            </w:r>
+            <w:r>
+              <w:rPr>
                 <w:rFonts w:asciiTheme="majorBidi" w:hAnsiTheme="majorBidi" w:cstheme="majorBidi"/>
                 <w:sz w:val="28"/>
                 <w:szCs w:val="28"/>
@@ -7979,6 +7931,16 @@
                 <w:lang w:bidi="ar-DZ"/>
               </w:rPr>
             </w:pPr>
+            <w:r>
+              <w:rPr>
+                <w:rFonts w:asciiTheme="majorBidi" w:hAnsiTheme="majorBidi" w:cstheme="majorBidi" w:hint="cs"/>
+                <w:sz w:val="28"/>
+                <w:szCs w:val="28"/>
+                <w:rtl/>
+                <w:lang w:bidi="ar-DZ"/>
+              </w:rPr>
+              <w:t xml:space="preserve">نضغط على </w:t>
+            </w:r>
             <w:r>
               <w:rPr>
                 <w:rFonts w:asciiTheme="majorBidi" w:hAnsiTheme="majorBidi" w:cstheme="majorBidi"/>
@@ -8078,6 +8040,16 @@
                 <w:rtl/>
                 <w:lang w:bidi="ar-DZ"/>
               </w:rPr>
+              <w:t xml:space="preserve">ننقر على </w:t>
+            </w:r>
+            <w:r>
+              <w:rPr>
+                <w:rFonts w:asciiTheme="majorBidi" w:hAnsiTheme="majorBidi" w:cstheme="majorBidi" w:hint="cs"/>
+                <w:sz w:val="28"/>
+                <w:szCs w:val="28"/>
+                <w:rtl/>
+                <w:lang w:bidi="ar-DZ"/>
+              </w:rPr>
               <w:t>زر</w:t>
             </w:r>
             <w:r>
@@ -8088,115 +8060,205 @@
                 <w:lang w:bidi="ar-DZ"/>
               </w:rPr>
               <w:t xml:space="preserve"> </w:t>
+            </w:r>
+            <w:r>
+              <w:rPr>
+                <w:rFonts w:asciiTheme="majorBidi" w:hAnsiTheme="majorBidi" w:cstheme="majorBidi" w:hint="cs"/>
+                <w:sz w:val="28"/>
+                <w:szCs w:val="28"/>
+                <w:rtl/>
+                <w:lang w:bidi="ar-DZ"/>
+              </w:rPr>
+              <w:t>ابدأ</w:t>
+            </w:r>
+            <w:r>
+              <w:rPr>
+                <w:rFonts w:asciiTheme="majorBidi" w:hAnsiTheme="majorBidi" w:cstheme="majorBidi" w:hint="cs"/>
+                <w:sz w:val="28"/>
+                <w:szCs w:val="28"/>
+                <w:rtl/>
+                <w:lang w:bidi="ar-DZ"/>
+              </w:rPr>
+              <w:t xml:space="preserve"> </w:t>
+            </w:r>
+            <w:r>
+              <w:rPr>
+                <w:rFonts w:asciiTheme="majorBidi" w:hAnsiTheme="majorBidi" w:cstheme="majorBidi"/>
+                <w:sz w:val="28"/>
+                <w:szCs w:val="28"/>
+                <w:lang w:bidi="ar-DZ"/>
+              </w:rPr>
+              <w:t>Démarrer</w:t>
+            </w:r>
+          </w:p>
+          <w:p>
+            <w:pPr>
+              <w:pStyle w:val="Paragraphedeliste"/>
+              <w:bidi/>
+              <w:spacing w:after="200"/>
+              <w:ind w:left="1080"/>
+              <w:rPr>
+                <w:rFonts w:asciiTheme="majorBidi" w:hAnsiTheme="majorBidi" w:cstheme="majorBidi"/>
+                <w:sz w:val="28"/>
+                <w:szCs w:val="28"/>
+                <w:rtl/>
+                <w:lang w:bidi="ar-DZ"/>
+              </w:rPr>
+            </w:pPr>
+            <w:r>
+              <w:rPr>
+                <w:rFonts w:asciiTheme="majorBidi" w:hAnsiTheme="majorBidi" w:cstheme="majorBidi" w:hint="cs"/>
+                <w:sz w:val="28"/>
+                <w:szCs w:val="28"/>
+                <w:rtl/>
+                <w:lang w:bidi="ar-DZ"/>
+              </w:rPr>
+              <w:t>ننقر على</w:t>
+            </w:r>
+            <w:r>
+              <w:rPr>
+                <w:rFonts w:asciiTheme="majorBidi" w:hAnsiTheme="majorBidi" w:cstheme="majorBidi" w:hint="cs"/>
+                <w:sz w:val="28"/>
+                <w:szCs w:val="28"/>
+                <w:rtl/>
+                <w:lang w:bidi="ar-DZ"/>
+              </w:rPr>
+              <w:t xml:space="preserve"> </w:t>
+            </w:r>
+            <w:r>
+              <w:rPr>
+                <w:rFonts w:asciiTheme="majorBidi" w:hAnsiTheme="majorBidi" w:cstheme="majorBidi" w:hint="cs"/>
+                <w:sz w:val="28"/>
+                <w:szCs w:val="28"/>
+                <w:rtl/>
+                <w:lang w:bidi="ar-DZ"/>
+              </w:rPr>
+              <w:t xml:space="preserve">زر إيقاف التشغيل </w:t>
+            </w:r>
+            <w:r>
+              <w:rPr>
+                <w:rFonts w:asciiTheme="majorBidi" w:hAnsiTheme="majorBidi" w:cstheme="majorBidi"/>
+                <w:sz w:val="28"/>
+                <w:szCs w:val="28"/>
+                <w:lang w:bidi="ar-DZ"/>
+              </w:rPr>
+              <w:t>Arrêter</w:t>
+            </w:r>
+          </w:p>
+          <w:p>
+            <w:pPr>
+              <w:pStyle w:val="Paragraphedeliste"/>
+              <w:bidi/>
+              <w:spacing w:after="200"/>
+              <w:ind w:left="1080"/>
+              <w:rPr>
+                <w:rFonts w:asciiTheme="majorBidi" w:hAnsiTheme="majorBidi" w:cstheme="majorBidi"/>
+                <w:sz w:val="28"/>
+                <w:szCs w:val="28"/>
+                <w:rtl/>
+                <w:lang w:bidi="ar-DZ"/>
+              </w:rPr>
+            </w:pPr>
+            <w:r>
+              <w:rPr>
+                <w:rFonts w:asciiTheme="majorBidi" w:hAnsiTheme="majorBidi" w:cstheme="majorBidi" w:hint="cs"/>
+                <w:sz w:val="28"/>
+                <w:szCs w:val="28"/>
+                <w:rtl/>
+                <w:lang w:bidi="ar-DZ"/>
+              </w:rPr>
+              <w:t>نضغط</w:t>
+            </w:r>
+            <w:r>
+              <w:rPr>
+                <w:rFonts w:asciiTheme="majorBidi" w:hAnsiTheme="majorBidi" w:cstheme="majorBidi" w:hint="cs"/>
+                <w:sz w:val="28"/>
+                <w:szCs w:val="28"/>
+                <w:rtl/>
+                <w:lang w:bidi="ar-DZ"/>
+              </w:rPr>
+              <w:t xml:space="preserve"> </w:t>
+            </w:r>
+            <w:r>
+              <w:rPr>
+                <w:rFonts w:asciiTheme="majorBidi" w:hAnsiTheme="majorBidi" w:cstheme="majorBidi" w:hint="cs"/>
+                <w:sz w:val="28"/>
+                <w:szCs w:val="28"/>
+                <w:rtl/>
+                <w:lang w:bidi="ar-DZ"/>
+              </w:rPr>
+              <w:t>على</w:t>
+            </w:r>
+            <w:r>
+              <w:rPr>
+                <w:rFonts w:asciiTheme="majorBidi" w:hAnsiTheme="majorBidi" w:cstheme="majorBidi" w:hint="cs"/>
+                <w:sz w:val="28"/>
+                <w:szCs w:val="28"/>
+                <w:rtl/>
+                <w:lang w:bidi="ar-DZ"/>
+              </w:rPr>
+              <w:t xml:space="preserve"> </w:t>
+            </w:r>
+            <w:r>
+              <w:rPr>
+                <w:rFonts w:asciiTheme="majorBidi" w:hAnsiTheme="majorBidi" w:cstheme="majorBidi" w:hint="cs"/>
+                <w:sz w:val="28"/>
+                <w:szCs w:val="28"/>
+                <w:rtl/>
+                <w:lang w:bidi="ar-DZ"/>
+              </w:rPr>
+              <w:t>زر الشاشة</w:t>
+            </w:r>
+          </w:p>
+          <w:p>
+            <w:pPr>
+              <w:pStyle w:val="Paragraphedeliste"/>
+              <w:bidi/>
+              <w:spacing w:after="200"/>
+              <w:ind w:left="1080"/>
+              <w:rPr>
+                <w:rFonts w:asciiTheme="majorBidi" w:hAnsiTheme="majorBidi" w:cstheme="majorBidi"/>
+                <w:b/>
+                <w:bCs/>
+                <w:color w:val="00B050"/>
+                <w:sz w:val="28"/>
+                <w:szCs w:val="28"/>
+                <w:u w:val="single"/>
+                <w:lang w:bidi="ar-DZ"/>
+              </w:rPr>
+            </w:pPr>
+            <w:r>
+              <w:rPr>
+                <w:rFonts w:asciiTheme="majorBidi" w:hAnsiTheme="majorBidi" w:cstheme="majorBidi" w:hint="cs"/>
+                <w:sz w:val="28"/>
+                <w:szCs w:val="28"/>
+                <w:rtl/>
+                <w:lang w:bidi="ar-DZ"/>
+              </w:rPr>
+              <w:t>نضغط</w:t>
+            </w:r>
+            <w:r>
+              <w:rPr>
+                <w:rFonts w:asciiTheme="majorBidi" w:hAnsiTheme="majorBidi" w:cstheme="majorBidi" w:hint="cs"/>
+                <w:sz w:val="28"/>
+                <w:szCs w:val="28"/>
+                <w:rtl/>
+                <w:lang w:bidi="ar-DZ"/>
+              </w:rPr>
+              <w:t xml:space="preserve"> </w:t>
+            </w:r>
+            <w:r>
+              <w:rPr>
+                <w:rFonts w:asciiTheme="majorBidi" w:hAnsiTheme="majorBidi" w:cstheme="majorBidi" w:hint="cs"/>
+                <w:sz w:val="28"/>
+                <w:szCs w:val="28"/>
+                <w:rtl/>
+                <w:lang w:bidi="ar-DZ"/>
+              </w:rPr>
+              <w:t xml:space="preserve">على </w:t>
             </w:r>
             <w:bookmarkStart w:id="0" w:name="_GoBack"/>
             <w:bookmarkEnd w:id="0"/>
-            <w:r>
-              <w:rPr>
-                <w:rFonts w:asciiTheme="majorBidi" w:hAnsiTheme="majorBidi" w:cstheme="majorBidi" w:hint="cs"/>
-                <w:sz w:val="28"/>
-                <w:szCs w:val="28"/>
-                <w:rtl/>
-                <w:lang w:bidi="ar-DZ"/>
-              </w:rPr>
-              <w:t>ابدأ</w:t>
-            </w:r>
-            <w:r>
-              <w:rPr>
-                <w:rFonts w:asciiTheme="majorBidi" w:hAnsiTheme="majorBidi" w:cstheme="majorBidi" w:hint="cs"/>
-                <w:sz w:val="28"/>
-                <w:szCs w:val="28"/>
-                <w:rtl/>
-                <w:lang w:bidi="ar-DZ"/>
-              </w:rPr>
-              <w:t xml:space="preserve"> </w:t>
-            </w:r>
-            <w:r>
-              <w:rPr>
-                <w:rFonts w:asciiTheme="majorBidi" w:hAnsiTheme="majorBidi" w:cstheme="majorBidi"/>
-                <w:sz w:val="28"/>
-                <w:szCs w:val="28"/>
-                <w:lang w:bidi="ar-DZ"/>
-              </w:rPr>
-              <w:t>Démarrer</w:t>
-            </w:r>
-          </w:p>
-          <w:p>
-            <w:pPr>
-              <w:pStyle w:val="Paragraphedeliste"/>
-              <w:bidi/>
-              <w:spacing w:after="200"/>
-              <w:ind w:left="1080"/>
-              <w:rPr>
-                <w:rFonts w:asciiTheme="majorBidi" w:hAnsiTheme="majorBidi" w:cstheme="majorBidi"/>
-                <w:sz w:val="28"/>
-                <w:szCs w:val="28"/>
-                <w:rtl/>
-                <w:lang w:bidi="ar-DZ"/>
-              </w:rPr>
-            </w:pPr>
-            <w:r>
-              <w:rPr>
-                <w:rFonts w:asciiTheme="majorBidi" w:hAnsiTheme="majorBidi" w:cstheme="majorBidi" w:hint="cs"/>
-                <w:sz w:val="28"/>
-                <w:szCs w:val="28"/>
-                <w:rtl/>
-                <w:lang w:bidi="ar-DZ"/>
-              </w:rPr>
-              <w:t xml:space="preserve">زر إيقاف التشغيل </w:t>
-            </w:r>
-            <w:r>
-              <w:rPr>
-                <w:rFonts w:asciiTheme="majorBidi" w:hAnsiTheme="majorBidi" w:cstheme="majorBidi"/>
-                <w:sz w:val="28"/>
-                <w:szCs w:val="28"/>
-                <w:lang w:bidi="ar-DZ"/>
-              </w:rPr>
-              <w:t>Arrêter</w:t>
-            </w:r>
-          </w:p>
-          <w:p>
-            <w:pPr>
-              <w:pStyle w:val="Paragraphedeliste"/>
-              <w:bidi/>
-              <w:spacing w:after="200"/>
-              <w:ind w:left="1080"/>
-              <w:rPr>
-                <w:rFonts w:asciiTheme="majorBidi" w:hAnsiTheme="majorBidi" w:cstheme="majorBidi"/>
-                <w:sz w:val="28"/>
-                <w:szCs w:val="28"/>
-                <w:rtl/>
-                <w:lang w:bidi="ar-DZ"/>
-              </w:rPr>
-            </w:pPr>
-            <w:r>
-              <w:rPr>
-                <w:rFonts w:asciiTheme="majorBidi" w:hAnsiTheme="majorBidi" w:cstheme="majorBidi" w:hint="cs"/>
-                <w:sz w:val="28"/>
-                <w:szCs w:val="28"/>
-                <w:rtl/>
-                <w:lang w:bidi="ar-DZ"/>
-              </w:rPr>
-              <w:t>زر الشاشة</w:t>
-            </w:r>
-          </w:p>
-          <w:p>
-            <w:pPr>
-              <w:pStyle w:val="Paragraphedeliste"/>
-              <w:bidi/>
-              <w:spacing w:after="200"/>
-              <w:ind w:left="1080"/>
-              <w:rPr>
-                <w:rFonts w:asciiTheme="majorBidi" w:hAnsiTheme="majorBidi" w:cstheme="majorBidi"/>
-                <w:b/>
-                <w:bCs/>
-                <w:color w:val="00B050"/>
-                <w:sz w:val="28"/>
-                <w:szCs w:val="28"/>
-                <w:u w:val="single"/>
-                <w:lang w:bidi="ar-DZ"/>
-              </w:rPr>
-            </w:pPr>
             <w:r>
               <w:rPr>
                 <w:rFonts w:asciiTheme="majorBidi" w:hAnsiTheme="majorBidi" w:cstheme="majorBidi" w:hint="cs"/>
@@ -8429,7 +8491,7 @@
                                   <w:rPr>
                                     <w:noProof/>
                                   </w:rPr>
-                                  <w:t>3</w:t>
+                                  <w:t>2</w:t>
                                 </w:r>
                                 <w:r>
                                   <w:fldChar w:fldCharType="end"/>
@@ -8479,7 +8541,7 @@
                             <w:rPr>
                               <w:noProof/>
                             </w:rPr>
-                            <w:t>3</w:t>
+                            <w:t>2</w:t>
                           </w:r>
                           <w:r>
                             <w:fldChar w:fldCharType="end"/>
@@ -10665,6 +10727,36 @@
       <w:bCs/>
     </w:rPr>
   </w:style>
+  <w:style w:type="paragraph" w:styleId="Textedebulles">
+    <w:name w:val="Balloon Text"/>
+    <w:basedOn w:val="Normal"/>
+    <w:link w:val="TextedebullesCar"/>
+    <w:uiPriority w:val="99"/>
+    <w:semiHidden/>
+    <w:unhideWhenUsed/>
+    <w:rsid w:val="00747D0D"/>
+    <w:pPr>
+      <w:spacing w:after="0" w:line="240" w:lineRule="auto"/>
+    </w:pPr>
+    <w:rPr>
+      <w:rFonts w:ascii="Segoe UI" w:hAnsi="Segoe UI" w:cs="Segoe UI"/>
+      <w:sz w:val="18"/>
+      <w:szCs w:val="18"/>
+    </w:rPr>
+  </w:style>
+  <w:style w:type="character" w:customStyle="1" w:styleId="TextedebullesCar">
+    <w:name w:val="Texte de bulles Car"/>
+    <w:basedOn w:val="Policepardfaut"/>
+    <w:link w:val="Textedebulles"/>
+    <w:uiPriority w:val="99"/>
+    <w:semiHidden/>
+    <w:rsid w:val="00747D0D"/>
+    <w:rPr>
+      <w:rFonts w:ascii="Segoe UI" w:hAnsi="Segoe UI" w:cs="Segoe UI"/>
+      <w:sz w:val="18"/>
+      <w:szCs w:val="18"/>
+    </w:rPr>
+  </w:style>
 </w:styles>
 </file>
 
@@ -10934,7 +11026,7 @@
 </file>
 
 <file path=customXml/itemProps1.xml><?xml version="1.0" encoding="utf-8"?>
-<ds:datastoreItem xmlns:ds="http://schemas.openxmlformats.org/officeDocument/2006/customXml" ds:itemID="{9E865D9E-6100-4680-A699-948ADFCA2D7B}">
+<ds:datastoreItem xmlns:ds="http://schemas.openxmlformats.org/officeDocument/2006/customXml" ds:itemID="{9851CB3D-8067-495A-B752-DD00D44F4C63}">
   <ds:schemaRefs>
     <ds:schemaRef ds:uri="http://schemas.openxmlformats.org/officeDocument/2006/bibliography"/>
   </ds:schemaRefs>

--- a/1 am/2 نظام التشغيل/cours 1/fiche.docx
+++ b/1 am/2 نظام التشغيل/cours 1/fiche.docx
@@ -397,7 +397,7 @@
       <w:r>
         <w:rPr>
           <w:noProof/>
-          <w:lang w:eastAsia="fr-FR"/>
+          <w:lang w:val="en-US"/>
         </w:rPr>
         <mc:AlternateContent>
           <mc:Choice Requires="wps">
@@ -1717,7 +1717,7 @@
                 <w:rtl/>
                 <w:lang w:bidi="ar-DZ"/>
               </w:rPr>
-              <w:t>10</w:t>
+              <w:t>5</w:t>
             </w:r>
             <w:r>
               <w:rPr>
@@ -2523,7 +2523,7 @@
                 <w:rtl/>
                 <w:lang w:bidi="ar-DZ"/>
               </w:rPr>
-              <w:t>10</w:t>
+              <w:t>8</w:t>
             </w:r>
             <w:r>
               <w:rPr>
@@ -3113,7 +3113,17 @@
                 <w:rtl/>
                 <w:lang w:bidi="ar-DZ"/>
               </w:rPr>
-              <w:t xml:space="preserve">10 </w:t>
+              <w:t>8</w:t>
+            </w:r>
+            <w:r>
+              <w:rPr>
+                <w:rFonts w:asciiTheme="majorBidi" w:hAnsiTheme="majorBidi" w:cstheme="majorBidi" w:hint="cs"/>
+                <w:sz w:val="28"/>
+                <w:szCs w:val="28"/>
+                <w:rtl/>
+                <w:lang w:bidi="ar-DZ"/>
+              </w:rPr>
+              <w:t xml:space="preserve"> </w:t>
             </w:r>
             <w:r>
               <w:rPr>
@@ -3272,6 +3282,16 @@
                 <w:lang w:bidi="ar-DZ"/>
               </w:rPr>
             </w:pPr>
+            <w:r>
+              <w:rPr>
+                <w:rFonts w:asciiTheme="majorBidi" w:hAnsiTheme="majorBidi" w:cstheme="majorBidi" w:hint="cs"/>
+                <w:sz w:val="28"/>
+                <w:szCs w:val="28"/>
+                <w:rtl/>
+                <w:lang w:bidi="ar-DZ"/>
+              </w:rPr>
+              <w:t>5 د</w:t>
+            </w:r>
           </w:p>
         </w:tc>
         <w:tc>
@@ -3460,6 +3480,16 @@
                 <w:lang w:bidi="ar-DZ"/>
               </w:rPr>
             </w:pPr>
+            <w:r>
+              <w:rPr>
+                <w:rFonts w:asciiTheme="majorBidi" w:hAnsiTheme="majorBidi" w:cstheme="majorBidi" w:hint="cs"/>
+                <w:sz w:val="28"/>
+                <w:szCs w:val="28"/>
+                <w:rtl/>
+                <w:lang w:bidi="ar-DZ"/>
+              </w:rPr>
+              <w:t>3 د</w:t>
+            </w:r>
           </w:p>
         </w:tc>
         <w:tc>
@@ -3664,6 +3694,16 @@
                 <w:lang w:bidi="ar-DZ"/>
               </w:rPr>
             </w:pPr>
+            <w:r>
+              <w:rPr>
+                <w:rFonts w:asciiTheme="majorBidi" w:hAnsiTheme="majorBidi" w:cstheme="majorBidi" w:hint="cs"/>
+                <w:sz w:val="28"/>
+                <w:szCs w:val="28"/>
+                <w:rtl/>
+                <w:lang w:bidi="ar-DZ"/>
+              </w:rPr>
+              <w:t>8 د</w:t>
+            </w:r>
           </w:p>
         </w:tc>
         <w:tc>
@@ -3752,6 +3792,8 @@
               <w:bidi/>
               <w:rPr>
                 <w:rFonts w:asciiTheme="majorBidi" w:hAnsiTheme="majorBidi" w:cstheme="majorBidi"/>
+                <w:b/>
+                <w:bCs/>
                 <w:sz w:val="28"/>
                 <w:szCs w:val="28"/>
                 <w:lang w:bidi="ar-DZ"/>
@@ -3761,6 +3803,8 @@
             <w:r>
               <w:rPr>
                 <w:rFonts w:asciiTheme="majorBidi" w:hAnsiTheme="majorBidi" w:cstheme="majorBidi" w:hint="cs"/>
+                <w:b/>
+                <w:bCs/>
                 <w:color w:val="FF0000"/>
                 <w:sz w:val="28"/>
                 <w:szCs w:val="28"/>
@@ -3773,6 +3817,8 @@
             <w:r>
               <w:rPr>
                 <w:rFonts w:asciiTheme="majorBidi" w:hAnsiTheme="majorBidi" w:cstheme="majorBidi" w:hint="cs"/>
+                <w:b/>
+                <w:bCs/>
                 <w:color w:val="FF0000"/>
                 <w:sz w:val="28"/>
                 <w:szCs w:val="28"/>
@@ -3785,6 +3831,8 @@
             <w:r>
               <w:rPr>
                 <w:rFonts w:asciiTheme="majorBidi" w:hAnsiTheme="majorBidi" w:cstheme="majorBidi" w:hint="cs"/>
+                <w:b/>
+                <w:bCs/>
                 <w:color w:val="FF0000"/>
                 <w:sz w:val="28"/>
                 <w:szCs w:val="28"/>
@@ -3920,7 +3968,7 @@
       <w:r>
         <w:rPr>
           <w:noProof/>
-          <w:lang w:eastAsia="fr-FR"/>
+          <w:lang w:val="en-US"/>
         </w:rPr>
         <w:lastRenderedPageBreak/>
         <mc:AlternateContent>
@@ -5984,7 +6032,7 @@
       </w:tr>
       <w:tr>
         <w:trPr>
-          <w:trHeight w:val="1687"/>
+          <w:trHeight w:val="1266"/>
           <w:jc w:val="center"/>
         </w:trPr>
         <w:tc>
@@ -6038,59 +6086,8 @@
         <w:tc>
           <w:tcPr>
             <w:tcW w:w="7197" w:type="dxa"/>
+            <w:vAlign w:val="center"/>
           </w:tcPr>
-          <w:p>
-            <w:pPr>
-              <w:bidi/>
-              <w:rPr>
-                <w:rFonts w:asciiTheme="majorBidi" w:hAnsiTheme="majorBidi" w:cstheme="majorBidi"/>
-                <w:color w:val="FF0000"/>
-                <w:sz w:val="28"/>
-                <w:szCs w:val="28"/>
-                <w:u w:val="single"/>
-                <w:rtl/>
-                <w:lang w:bidi="ar-DZ"/>
-              </w:rPr>
-            </w:pPr>
-            <w:proofErr w:type="gramStart"/>
-            <w:r>
-              <w:rPr>
-                <w:rFonts w:asciiTheme="majorBidi" w:hAnsiTheme="majorBidi" w:cstheme="majorBidi"/>
-                <w:color w:val="FF0000"/>
-                <w:sz w:val="28"/>
-                <w:szCs w:val="28"/>
-                <w:u w:val="single"/>
-                <w:rtl/>
-                <w:lang w:bidi="ar-DZ"/>
-              </w:rPr>
-              <w:t>تدريب</w:t>
-            </w:r>
-            <w:r>
-              <w:rPr>
-                <w:rFonts w:asciiTheme="majorBidi" w:hAnsiTheme="majorBidi" w:cstheme="majorBidi" w:hint="cs"/>
-                <w:color w:val="FF0000"/>
-                <w:sz w:val="28"/>
-                <w:szCs w:val="28"/>
-                <w:u w:val="single"/>
-                <w:rtl/>
-                <w:lang w:bidi="ar-DZ"/>
-              </w:rPr>
-              <w:t xml:space="preserve"> </w:t>
-            </w:r>
-            <w:r>
-              <w:rPr>
-                <w:rFonts w:asciiTheme="majorBidi" w:hAnsiTheme="majorBidi" w:cstheme="majorBidi"/>
-                <w:color w:val="FF0000"/>
-                <w:sz w:val="28"/>
-                <w:szCs w:val="28"/>
-                <w:u w:val="single"/>
-                <w:rtl/>
-                <w:lang w:bidi="ar-DZ"/>
-              </w:rPr>
-              <w:t>:</w:t>
-            </w:r>
-            <w:proofErr w:type="gramEnd"/>
-          </w:p>
           <w:p>
             <w:pPr>
               <w:pStyle w:val="Paragraphedeliste"/>
@@ -7065,7 +7062,7 @@
           <w:noProof/>
           <w:sz w:val="24"/>
           <w:szCs w:val="24"/>
-          <w:lang w:eastAsia="fr-FR"/>
+          <w:lang w:val="en-US"/>
         </w:rPr>
         <w:lastRenderedPageBreak/>
         <mc:AlternateContent>
@@ -7386,7 +7383,7 @@
       </w:tblGrid>
       <w:tr>
         <w:trPr>
-          <w:trHeight w:val="12224"/>
+          <w:trHeight w:val="12791"/>
         </w:trPr>
         <w:tc>
           <w:tcPr>
@@ -8167,27 +8164,7 @@
                 <w:rtl/>
                 <w:lang w:bidi="ar-DZ"/>
               </w:rPr>
-              <w:t>نضغط</w:t>
-            </w:r>
-            <w:r>
-              <w:rPr>
-                <w:rFonts w:asciiTheme="majorBidi" w:hAnsiTheme="majorBidi" w:cstheme="majorBidi" w:hint="cs"/>
-                <w:sz w:val="28"/>
-                <w:szCs w:val="28"/>
-                <w:rtl/>
-                <w:lang w:bidi="ar-DZ"/>
-              </w:rPr>
-              <w:t xml:space="preserve"> </w:t>
-            </w:r>
-            <w:r>
-              <w:rPr>
-                <w:rFonts w:asciiTheme="majorBidi" w:hAnsiTheme="majorBidi" w:cstheme="majorBidi" w:hint="cs"/>
-                <w:sz w:val="28"/>
-                <w:szCs w:val="28"/>
-                <w:rtl/>
-                <w:lang w:bidi="ar-DZ"/>
-              </w:rPr>
-              <w:t>على</w:t>
+              <w:t>نضغط على</w:t>
             </w:r>
             <w:r>
               <w:rPr>
@@ -8257,27 +8234,27 @@
               </w:rPr>
               <w:t xml:space="preserve">على </w:t>
             </w:r>
+            <w:r>
+              <w:rPr>
+                <w:rFonts w:asciiTheme="majorBidi" w:hAnsiTheme="majorBidi" w:cstheme="majorBidi" w:hint="cs"/>
+                <w:sz w:val="28"/>
+                <w:szCs w:val="28"/>
+                <w:rtl/>
+                <w:lang w:bidi="ar-DZ"/>
+              </w:rPr>
+              <w:t>زر مخزن الطاقة</w:t>
+            </w:r>
+          </w:p>
+          <w:p>
+            <w:pPr>
+              <w:jc w:val="right"/>
+              <w:rPr>
+                <w:sz w:val="24"/>
+                <w:szCs w:val="24"/>
+              </w:rPr>
+            </w:pPr>
             <w:bookmarkStart w:id="0" w:name="_GoBack"/>
             <w:bookmarkEnd w:id="0"/>
-            <w:r>
-              <w:rPr>
-                <w:rFonts w:asciiTheme="majorBidi" w:hAnsiTheme="majorBidi" w:cstheme="majorBidi" w:hint="cs"/>
-                <w:sz w:val="28"/>
-                <w:szCs w:val="28"/>
-                <w:rtl/>
-                <w:lang w:bidi="ar-DZ"/>
-              </w:rPr>
-              <w:t>زر مخزن الطاقة</w:t>
-            </w:r>
-          </w:p>
-          <w:p>
-            <w:pPr>
-              <w:jc w:val="right"/>
-              <w:rPr>
-                <w:sz w:val="24"/>
-                <w:szCs w:val="24"/>
-              </w:rPr>
-            </w:pPr>
           </w:p>
         </w:tc>
       </w:tr>
@@ -8354,7 +8331,7 @@
         <w:r>
           <w:rPr>
             <w:noProof/>
-            <w:lang w:eastAsia="fr-FR"/>
+            <w:lang w:val="en-US"/>
           </w:rPr>
           <mc:AlternateContent>
             <mc:Choice Requires="wpg">
@@ -8491,7 +8468,7 @@
                                   <w:rPr>
                                     <w:noProof/>
                                   </w:rPr>
-                                  <w:t>2</w:t>
+                                  <w:t>4</w:t>
                                 </w:r>
                                 <w:r>
                                   <w:fldChar w:fldCharType="end"/>
@@ -8541,7 +8518,7 @@
                             <w:rPr>
                               <w:noProof/>
                             </w:rPr>
-                            <w:t>2</w:t>
+                            <w:t>4</w:t>
                           </w:r>
                           <w:r>
                             <w:fldChar w:fldCharType="end"/>
@@ -11026,7 +11003,7 @@
 </file>
 
 <file path=customXml/itemProps1.xml><?xml version="1.0" encoding="utf-8"?>
-<ds:datastoreItem xmlns:ds="http://schemas.openxmlformats.org/officeDocument/2006/customXml" ds:itemID="{9851CB3D-8067-495A-B752-DD00D44F4C63}">
+<ds:datastoreItem xmlns:ds="http://schemas.openxmlformats.org/officeDocument/2006/customXml" ds:itemID="{FF1D100C-4A71-47A4-A1D8-159BB2AE1D28}">
   <ds:schemaRefs>
     <ds:schemaRef ds:uri="http://schemas.openxmlformats.org/officeDocument/2006/bibliography"/>
   </ds:schemaRefs>
